--- a/templates/(M)TERMO DE INSTAURAÇÃO E DELIBERAÇÃO.docx
+++ b/templates/(M)TERMO DE INSTAURAÇÃO E DELIBERAÇÃO.docx
@@ -112,22 +112,28 @@
         <w:rPr>
           <w:shd w:val="clear" w:color="auto" w:fill="FFFF00"/>
         </w:rPr>
-        <w:t>{{Matr</w:t>
+        <w:t>{{</w:t>
       </w:r>
       <w:r>
         <w:rPr>
           <w:shd w:val="clear" w:color="auto" w:fill="FFFF00"/>
         </w:rPr>
-        <w:t>í</w:t>
+        <w:t>matricula</w:t>
       </w:r>
       <w:r>
         <w:rPr>
           <w:shd w:val="clear" w:color="auto" w:fill="FFFF00"/>
         </w:rPr>
-        <w:t>cula}}</w:t>
-      </w:r>
-      <w:r>
-        <w:t xml:space="preserve">, cargo </w:t>
+        <w:t>}}</w:t>
+      </w:r>
+      <w:r>
+        <w:rPr>
+          <w:shd w:val="clear" w:color="auto" w:fill="FFFF00"/>
+        </w:rPr>
+        <w:t xml:space="preserve">, </w:t>
+      </w:r>
+      <w:r>
+        <w:t xml:space="preserve">cargo </w:t>
       </w:r>
       <w:r>
         <w:rPr>
